--- a/report/Lab1_MIRACL_final.docx
+++ b/report/Lab1_MIRACL_final.docx
@@ -2731,6 +2731,11 @@
     </w:p>
     <w:p>
       <w:r>
+        <w:t>Изоляция выполнена по query_id, docid и текстам, а не по статьям Wikipedia целиком. Независимый аудит обнаружил одну общую статью между train и test при разных непохожих пассажах. Утечки одинаковой пары нет, но полностью независимый перенос на новые статьи этим разбиением не проверяется.</w:t>
+      </w:r>
+    </w:p>
+    <w:p>
+      <w:r>
         <w:t>В сохранённых данных тексты полные. Модель видит не более 900 символов пассажа; общий бюджет текстов — 14 000 символов. Заголовки ограничены 120 символами. У всех моделей одинаковые фрагменты и один детерминированно перемешанный порядок. Усечение может удалить ответ из конца документа; анализ ошибок отдельно учитывает исходную длину.</w:t>
       </w:r>
     </w:p>
@@ -15809,6 +15814,11 @@
       </w:tr>
     </w:tbl>
     <w:p/>
+    <w:p>
+      <w:r>
+        <w:t>В LoRA-контроле при лимите 256 токенов усечено 92,1% тестовых пассажей. Инструкция и вопрос сохраняются, но модель часто видит лишь начало фрагмента. Это существенное ограничение переноса и дополнительная причина не сравнивать его напрямую с основным опытом.</w:t>
+      </w:r>
+    </w:p>
     <w:p>
       <w:r>
         <w:t>Выполнено 64 шагов; обучаемых параметров 540,672 из 494,573,440. Обучение заняло 9,8 с на cuda. Наблюдаемый максимум RSS процесса 1,58 ГиБ; это оперативная память, а не VRAM.</w:t>

--- a/report/Lab1_MIRACL_final.docx
+++ b/report/Lab1_MIRACL_final.docx
@@ -178,6 +178,7 @@
           </w:tcPr>
           <w:p>
             <w:pPr>
+              <w:keepNext/>
               <w:spacing w:after="60" w:before="40" w:line="240" w:lineRule="auto"/>
             </w:pPr>
             <w:r>
@@ -197,6 +198,7 @@
           </w:tcPr>
           <w:p>
             <w:pPr>
+              <w:keepNext/>
               <w:spacing w:after="60" w:before="40" w:line="240" w:lineRule="auto"/>
             </w:pPr>
             <w:r>
@@ -216,6 +218,7 @@
           </w:tcPr>
           <w:p>
             <w:pPr>
+              <w:keepNext/>
               <w:spacing w:after="60" w:before="40" w:line="240" w:lineRule="auto"/>
             </w:pPr>
             <w:r>
@@ -239,6 +242,7 @@
           </w:tcPr>
           <w:p>
             <w:pPr>
+              <w:keepNext/>
               <w:spacing w:after="60" w:before="40" w:line="240" w:lineRule="auto"/>
             </w:pPr>
             <w:r>
@@ -257,6 +261,7 @@
           </w:tcPr>
           <w:p>
             <w:pPr>
+              <w:keepNext/>
               <w:spacing w:after="60" w:before="40" w:line="240" w:lineRule="auto"/>
             </w:pPr>
             <w:r>
@@ -275,6 +280,7 @@
           </w:tcPr>
           <w:p>
             <w:pPr>
+              <w:keepNext/>
               <w:spacing w:after="60" w:before="40" w:line="240" w:lineRule="auto"/>
             </w:pPr>
             <w:r>
@@ -298,6 +304,7 @@
           </w:tcPr>
           <w:p>
             <w:pPr>
+              <w:keepNext/>
               <w:spacing w:after="60" w:before="40" w:line="240" w:lineRule="auto"/>
             </w:pPr>
             <w:r>
@@ -316,6 +323,7 @@
           </w:tcPr>
           <w:p>
             <w:pPr>
+              <w:keepNext/>
               <w:spacing w:after="60" w:before="40" w:line="240" w:lineRule="auto"/>
             </w:pPr>
             <w:r>
@@ -334,6 +342,7 @@
           </w:tcPr>
           <w:p>
             <w:pPr>
+              <w:keepNext/>
               <w:spacing w:after="60" w:before="40" w:line="240" w:lineRule="auto"/>
             </w:pPr>
             <w:r>
@@ -2147,6 +2156,7 @@
           </w:tcPr>
           <w:p>
             <w:pPr>
+              <w:keepNext/>
               <w:spacing w:after="60" w:before="40" w:line="240" w:lineRule="auto"/>
             </w:pPr>
             <w:r>
@@ -2166,6 +2176,7 @@
           </w:tcPr>
           <w:p>
             <w:pPr>
+              <w:keepNext/>
               <w:spacing w:after="60" w:before="40" w:line="240" w:lineRule="auto"/>
             </w:pPr>
             <w:r>
@@ -2185,6 +2196,7 @@
           </w:tcPr>
           <w:p>
             <w:pPr>
+              <w:keepNext/>
               <w:spacing w:after="60" w:before="40" w:line="240" w:lineRule="auto"/>
             </w:pPr>
             <w:r>
@@ -2204,6 +2216,7 @@
           </w:tcPr>
           <w:p>
             <w:pPr>
+              <w:keepNext/>
               <w:spacing w:after="60" w:before="40" w:line="240" w:lineRule="auto"/>
             </w:pPr>
             <w:r>
@@ -2223,6 +2236,7 @@
           </w:tcPr>
           <w:p>
             <w:pPr>
+              <w:keepNext/>
               <w:spacing w:after="60" w:before="40" w:line="240" w:lineRule="auto"/>
             </w:pPr>
             <w:r>
@@ -2242,6 +2256,7 @@
           </w:tcPr>
           <w:p>
             <w:pPr>
+              <w:keepNext/>
               <w:spacing w:after="60" w:before="40" w:line="240" w:lineRule="auto"/>
             </w:pPr>
             <w:r>
@@ -2265,6 +2280,7 @@
           </w:tcPr>
           <w:p>
             <w:pPr>
+              <w:keepNext/>
               <w:spacing w:after="60" w:before="40" w:line="240" w:lineRule="auto"/>
             </w:pPr>
             <w:r>
@@ -2283,6 +2299,7 @@
           </w:tcPr>
           <w:p>
             <w:pPr>
+              <w:keepNext/>
               <w:spacing w:after="60" w:before="40" w:line="240" w:lineRule="auto"/>
             </w:pPr>
             <w:r>
@@ -2301,6 +2318,7 @@
           </w:tcPr>
           <w:p>
             <w:pPr>
+              <w:keepNext/>
               <w:spacing w:after="60" w:before="40" w:line="240" w:lineRule="auto"/>
             </w:pPr>
             <w:r>
@@ -2319,6 +2337,7 @@
           </w:tcPr>
           <w:p>
             <w:pPr>
+              <w:keepNext/>
               <w:spacing w:after="60" w:before="40" w:line="240" w:lineRule="auto"/>
             </w:pPr>
             <w:r>
@@ -2337,6 +2356,7 @@
           </w:tcPr>
           <w:p>
             <w:pPr>
+              <w:keepNext/>
               <w:spacing w:after="60" w:before="40" w:line="240" w:lineRule="auto"/>
             </w:pPr>
             <w:r>
@@ -2355,6 +2375,7 @@
           </w:tcPr>
           <w:p>
             <w:pPr>
+              <w:keepNext/>
               <w:spacing w:after="60" w:before="40" w:line="240" w:lineRule="auto"/>
             </w:pPr>
             <w:r>
@@ -2378,6 +2399,7 @@
           </w:tcPr>
           <w:p>
             <w:pPr>
+              <w:keepNext/>
               <w:spacing w:after="60" w:before="40" w:line="240" w:lineRule="auto"/>
             </w:pPr>
             <w:r>
@@ -2396,6 +2418,7 @@
           </w:tcPr>
           <w:p>
             <w:pPr>
+              <w:keepNext/>
               <w:spacing w:after="60" w:before="40" w:line="240" w:lineRule="auto"/>
             </w:pPr>
             <w:r>
@@ -2414,6 +2437,7 @@
           </w:tcPr>
           <w:p>
             <w:pPr>
+              <w:keepNext/>
               <w:spacing w:after="60" w:before="40" w:line="240" w:lineRule="auto"/>
             </w:pPr>
             <w:r>
@@ -2432,6 +2456,7 @@
           </w:tcPr>
           <w:p>
             <w:pPr>
+              <w:keepNext/>
               <w:spacing w:after="60" w:before="40" w:line="240" w:lineRule="auto"/>
             </w:pPr>
             <w:r>
@@ -2450,6 +2475,7 @@
           </w:tcPr>
           <w:p>
             <w:pPr>
+              <w:keepNext/>
               <w:spacing w:after="60" w:before="40" w:line="240" w:lineRule="auto"/>
             </w:pPr>
             <w:r>
@@ -2468,6 +2494,7 @@
           </w:tcPr>
           <w:p>
             <w:pPr>
+              <w:keepNext/>
               <w:spacing w:after="60" w:before="40" w:line="240" w:lineRule="auto"/>
             </w:pPr>
             <w:r>
@@ -2491,6 +2518,7 @@
           </w:tcPr>
           <w:p>
             <w:pPr>
+              <w:keepNext/>
               <w:spacing w:after="60" w:before="40" w:line="240" w:lineRule="auto"/>
             </w:pPr>
             <w:r>
@@ -2509,6 +2537,7 @@
           </w:tcPr>
           <w:p>
             <w:pPr>
+              <w:keepNext/>
               <w:spacing w:after="60" w:before="40" w:line="240" w:lineRule="auto"/>
             </w:pPr>
             <w:r>
@@ -2527,6 +2556,7 @@
           </w:tcPr>
           <w:p>
             <w:pPr>
+              <w:keepNext/>
               <w:spacing w:after="60" w:before="40" w:line="240" w:lineRule="auto"/>
             </w:pPr>
             <w:r>
@@ -2545,6 +2575,7 @@
           </w:tcPr>
           <w:p>
             <w:pPr>
+              <w:keepNext/>
               <w:spacing w:after="60" w:before="40" w:line="240" w:lineRule="auto"/>
             </w:pPr>
             <w:r>
@@ -2563,6 +2594,7 @@
           </w:tcPr>
           <w:p>
             <w:pPr>
+              <w:keepNext/>
               <w:spacing w:after="60" w:before="40" w:line="240" w:lineRule="auto"/>
             </w:pPr>
             <w:r>
@@ -2581,6 +2613,7 @@
           </w:tcPr>
           <w:p>
             <w:pPr>
+              <w:keepNext/>
               <w:spacing w:after="60" w:before="40" w:line="240" w:lineRule="auto"/>
             </w:pPr>
             <w:r>
@@ -5984,6 +6017,7 @@
           </w:tcPr>
           <w:p>
             <w:pPr>
+              <w:keepNext/>
               <w:spacing w:after="60" w:before="40" w:line="240" w:lineRule="auto"/>
             </w:pPr>
             <w:r>
@@ -6003,6 +6037,7 @@
           </w:tcPr>
           <w:p>
             <w:pPr>
+              <w:keepNext/>
               <w:spacing w:after="60" w:before="40" w:line="240" w:lineRule="auto"/>
             </w:pPr>
             <w:r>
@@ -6022,6 +6057,7 @@
           </w:tcPr>
           <w:p>
             <w:pPr>
+              <w:keepNext/>
               <w:spacing w:after="60" w:before="40" w:line="240" w:lineRule="auto"/>
             </w:pPr>
             <w:r>
@@ -6041,6 +6077,7 @@
           </w:tcPr>
           <w:p>
             <w:pPr>
+              <w:keepNext/>
               <w:spacing w:after="60" w:before="40" w:line="240" w:lineRule="auto"/>
             </w:pPr>
             <w:r>
@@ -6064,6 +6101,7 @@
           </w:tcPr>
           <w:p>
             <w:pPr>
+              <w:keepNext/>
               <w:spacing w:after="60" w:before="40" w:line="240" w:lineRule="auto"/>
             </w:pPr>
             <w:r>
@@ -6082,6 +6120,7 @@
           </w:tcPr>
           <w:p>
             <w:pPr>
+              <w:keepNext/>
               <w:spacing w:after="60" w:before="40" w:line="240" w:lineRule="auto"/>
             </w:pPr>
             <w:r>
@@ -6100,6 +6139,7 @@
           </w:tcPr>
           <w:p>
             <w:pPr>
+              <w:keepNext/>
               <w:spacing w:after="60" w:before="40" w:line="240" w:lineRule="auto"/>
             </w:pPr>
             <w:r>
@@ -6118,6 +6158,7 @@
           </w:tcPr>
           <w:p>
             <w:pPr>
+              <w:keepNext/>
               <w:spacing w:after="60" w:before="40" w:line="240" w:lineRule="auto"/>
             </w:pPr>
             <w:r>
@@ -14385,6 +14426,7 @@
           </w:tcPr>
           <w:p>
             <w:pPr>
+              <w:keepNext/>
               <w:spacing w:after="60" w:before="40" w:line="240" w:lineRule="auto"/>
             </w:pPr>
             <w:r>
@@ -14404,6 +14446,7 @@
           </w:tcPr>
           <w:p>
             <w:pPr>
+              <w:keepNext/>
               <w:spacing w:after="60" w:before="40" w:line="240" w:lineRule="auto"/>
             </w:pPr>
             <w:r>
@@ -14423,6 +14466,7 @@
           </w:tcPr>
           <w:p>
             <w:pPr>
+              <w:keepNext/>
               <w:spacing w:after="60" w:before="40" w:line="240" w:lineRule="auto"/>
             </w:pPr>
             <w:r>
@@ -14442,6 +14486,7 @@
           </w:tcPr>
           <w:p>
             <w:pPr>
+              <w:keepNext/>
               <w:spacing w:after="60" w:before="40" w:line="240" w:lineRule="auto"/>
             </w:pPr>
             <w:r>
@@ -14461,6 +14506,7 @@
           </w:tcPr>
           <w:p>
             <w:pPr>
+              <w:keepNext/>
               <w:spacing w:after="60" w:before="40" w:line="240" w:lineRule="auto"/>
             </w:pPr>
             <w:r>
@@ -14480,6 +14526,7 @@
           </w:tcPr>
           <w:p>
             <w:pPr>
+              <w:keepNext/>
               <w:spacing w:after="60" w:before="40" w:line="240" w:lineRule="auto"/>
             </w:pPr>
             <w:r>
@@ -14499,6 +14546,7 @@
           </w:tcPr>
           <w:p>
             <w:pPr>
+              <w:keepNext/>
               <w:spacing w:after="60" w:before="40" w:line="240" w:lineRule="auto"/>
             </w:pPr>
             <w:r>
@@ -14522,6 +14570,7 @@
           </w:tcPr>
           <w:p>
             <w:pPr>
+              <w:keepNext/>
               <w:spacing w:after="60" w:before="40" w:line="240" w:lineRule="auto"/>
             </w:pPr>
             <w:r>
@@ -14540,6 +14589,7 @@
           </w:tcPr>
           <w:p>
             <w:pPr>
+              <w:keepNext/>
               <w:spacing w:after="60" w:before="40" w:line="240" w:lineRule="auto"/>
             </w:pPr>
             <w:r>
@@ -14558,6 +14608,7 @@
           </w:tcPr>
           <w:p>
             <w:pPr>
+              <w:keepNext/>
               <w:spacing w:after="60" w:before="40" w:line="240" w:lineRule="auto"/>
             </w:pPr>
             <w:r>
@@ -14576,6 +14627,7 @@
           </w:tcPr>
           <w:p>
             <w:pPr>
+              <w:keepNext/>
               <w:spacing w:after="60" w:before="40" w:line="240" w:lineRule="auto"/>
             </w:pPr>
             <w:r>
@@ -14594,6 +14646,7 @@
           </w:tcPr>
           <w:p>
             <w:pPr>
+              <w:keepNext/>
               <w:spacing w:after="60" w:before="40" w:line="240" w:lineRule="auto"/>
             </w:pPr>
             <w:r>
@@ -14612,6 +14665,7 @@
           </w:tcPr>
           <w:p>
             <w:pPr>
+              <w:keepNext/>
               <w:spacing w:after="60" w:before="40" w:line="240" w:lineRule="auto"/>
             </w:pPr>
             <w:r>
@@ -14630,6 +14684,7 @@
           </w:tcPr>
           <w:p>
             <w:pPr>
+              <w:keepNext/>
               <w:spacing w:after="60" w:before="40" w:line="240" w:lineRule="auto"/>
             </w:pPr>
             <w:r>
@@ -14653,6 +14708,7 @@
           </w:tcPr>
           <w:p>
             <w:pPr>
+              <w:keepNext/>
               <w:spacing w:after="60" w:before="40" w:line="240" w:lineRule="auto"/>
             </w:pPr>
             <w:r>
@@ -14671,6 +14727,7 @@
           </w:tcPr>
           <w:p>
             <w:pPr>
+              <w:keepNext/>
               <w:spacing w:after="60" w:before="40" w:line="240" w:lineRule="auto"/>
             </w:pPr>
             <w:r>
@@ -14689,6 +14746,7 @@
           </w:tcPr>
           <w:p>
             <w:pPr>
+              <w:keepNext/>
               <w:spacing w:after="60" w:before="40" w:line="240" w:lineRule="auto"/>
             </w:pPr>
             <w:r>
@@ -14707,6 +14765,7 @@
           </w:tcPr>
           <w:p>
             <w:pPr>
+              <w:keepNext/>
               <w:spacing w:after="60" w:before="40" w:line="240" w:lineRule="auto"/>
             </w:pPr>
             <w:r>
@@ -14725,6 +14784,7 @@
           </w:tcPr>
           <w:p>
             <w:pPr>
+              <w:keepNext/>
               <w:spacing w:after="60" w:before="40" w:line="240" w:lineRule="auto"/>
             </w:pPr>
             <w:r>
@@ -14743,6 +14803,7 @@
           </w:tcPr>
           <w:p>
             <w:pPr>
+              <w:keepNext/>
               <w:spacing w:after="60" w:before="40" w:line="240" w:lineRule="auto"/>
             </w:pPr>
             <w:r>
@@ -14761,6 +14822,7 @@
           </w:tcPr>
           <w:p>
             <w:pPr>
+              <w:keepNext/>
               <w:spacing w:after="60" w:before="40" w:line="240" w:lineRule="auto"/>
             </w:pPr>
             <w:r>
@@ -16477,7 +16539,7 @@
       <w:outlineLvl w:val="0"/>
     </w:pPr>
     <w:rPr>
-      <w:rFonts w:asciiTheme="majorHAnsi" w:eastAsiaTheme="majorEastAsia" w:hAnsiTheme="majorHAnsi" w:cstheme="majorBidi" w:ascii="Times New Roman" w:hAnsi="Times New Roman" w:eastAsia="Times New Roman"/>
+      <w:rFonts w:ascii="Times New Roman" w:hAnsi="Times New Roman" w:eastAsia="Times New Roman"/>
       <w:b/>
       <w:bCs/>
       <w:color w:val="000000"/>
@@ -16501,7 +16563,7 @@
       <w:outlineLvl w:val="1"/>
     </w:pPr>
     <w:rPr>
-      <w:rFonts w:asciiTheme="majorHAnsi" w:eastAsiaTheme="majorEastAsia" w:hAnsiTheme="majorHAnsi" w:cstheme="majorBidi" w:ascii="Times New Roman" w:hAnsi="Times New Roman" w:eastAsia="Times New Roman"/>
+      <w:rFonts w:ascii="Times New Roman" w:hAnsi="Times New Roman" w:eastAsia="Times New Roman"/>
       <w:b/>
       <w:bCs/>
       <w:color w:val="000000"/>
@@ -16525,7 +16587,7 @@
       <w:outlineLvl w:val="2"/>
     </w:pPr>
     <w:rPr>
-      <w:rFonts w:asciiTheme="majorHAnsi" w:eastAsiaTheme="majorEastAsia" w:hAnsiTheme="majorHAnsi" w:cstheme="majorBidi"/>
+      <w:rFonts/>
       <w:b/>
       <w:bCs/>
       <w:color w:val="4F81BD" w:themeColor="accent1"/>
@@ -16548,7 +16610,7 @@
       <w:outlineLvl w:val="3"/>
     </w:pPr>
     <w:rPr>
-      <w:rFonts w:asciiTheme="majorHAnsi" w:eastAsiaTheme="majorEastAsia" w:hAnsiTheme="majorHAnsi" w:cstheme="majorBidi"/>
+      <w:rFonts/>
       <w:b/>
       <w:bCs/>
       <w:i/>
@@ -16573,7 +16635,7 @@
       <w:outlineLvl w:val="4"/>
     </w:pPr>
     <w:rPr>
-      <w:rFonts w:asciiTheme="majorHAnsi" w:eastAsiaTheme="majorEastAsia" w:hAnsiTheme="majorHAnsi" w:cstheme="majorBidi"/>
+      <w:rFonts/>
       <w:color w:val="243F60" w:themeColor="accent1" w:themeShade="7F"/>
     </w:rPr>
   </w:style>
@@ -16594,7 +16656,7 @@
       <w:outlineLvl w:val="5"/>
     </w:pPr>
     <w:rPr>
-      <w:rFonts w:asciiTheme="majorHAnsi" w:eastAsiaTheme="majorEastAsia" w:hAnsiTheme="majorHAnsi" w:cstheme="majorBidi"/>
+      <w:rFonts/>
       <w:i/>
       <w:iCs/>
       <w:color w:val="243F60" w:themeColor="accent1" w:themeShade="7F"/>
@@ -16617,7 +16679,7 @@
       <w:outlineLvl w:val="6"/>
     </w:pPr>
     <w:rPr>
-      <w:rFonts w:asciiTheme="majorHAnsi" w:eastAsiaTheme="majorEastAsia" w:hAnsiTheme="majorHAnsi" w:cstheme="majorBidi"/>
+      <w:rFonts/>
       <w:i/>
       <w:iCs/>
       <w:color w:val="404040" w:themeColor="text1" w:themeTint="BF"/>
@@ -16640,7 +16702,7 @@
       <w:outlineLvl w:val="7"/>
     </w:pPr>
     <w:rPr>
-      <w:rFonts w:asciiTheme="majorHAnsi" w:eastAsiaTheme="majorEastAsia" w:hAnsiTheme="majorHAnsi" w:cstheme="majorBidi"/>
+      <w:rFonts/>
       <w:color w:val="4F81BD" w:themeColor="accent1"/>
       <w:sz w:val="20"/>
       <w:szCs w:val="20"/>
@@ -16663,7 +16725,7 @@
       <w:outlineLvl w:val="8"/>
     </w:pPr>
     <w:rPr>
-      <w:rFonts w:asciiTheme="majorHAnsi" w:eastAsiaTheme="majorEastAsia" w:hAnsiTheme="majorHAnsi" w:cstheme="majorBidi"/>
+      <w:rFonts/>
       <w:i/>
       <w:iCs/>
       <w:color w:val="404040" w:themeColor="text1" w:themeTint="BF"/>
@@ -16714,7 +16776,7 @@
     <w:uiPriority w:val="9"/>
     <w:rsid w:val="00FC693F"/>
     <w:rPr>
-      <w:rFonts w:asciiTheme="majorHAnsi" w:eastAsiaTheme="majorEastAsia" w:hAnsiTheme="majorHAnsi" w:cstheme="majorBidi"/>
+      <w:rFonts/>
       <w:b/>
       <w:bCs/>
       <w:color w:val="365F91" w:themeColor="accent1" w:themeShade="BF"/>
@@ -16729,7 +16791,7 @@
     <w:uiPriority w:val="9"/>
     <w:rsid w:val="00FC693F"/>
     <w:rPr>
-      <w:rFonts w:asciiTheme="majorHAnsi" w:eastAsiaTheme="majorEastAsia" w:hAnsiTheme="majorHAnsi" w:cstheme="majorBidi"/>
+      <w:rFonts/>
       <w:b/>
       <w:bCs/>
       <w:color w:val="4F81BD" w:themeColor="accent1"/>
@@ -16744,7 +16806,7 @@
     <w:uiPriority w:val="9"/>
     <w:rsid w:val="00FC693F"/>
     <w:rPr>
-      <w:rFonts w:asciiTheme="majorHAnsi" w:eastAsiaTheme="majorEastAsia" w:hAnsiTheme="majorHAnsi" w:cstheme="majorBidi"/>
+      <w:rFonts/>
       <w:b/>
       <w:bCs/>
       <w:color w:val="4F81BD" w:themeColor="accent1"/>
@@ -16759,14 +16821,11 @@
     <w:qFormat/>
     <w:rsid w:val="00FC693F"/>
     <w:pPr>
-      <w:pBdr>
-        <w:bottom w:val="single" w:sz="8" w:space="4" w:color="4F81BD" w:themeColor="accent1"/>
-      </w:pBdr>
       <w:spacing w:after="120" w:line="276" w:lineRule="auto"/>
       <w:contextualSpacing/>
     </w:pPr>
     <w:rPr>
-      <w:rFonts w:asciiTheme="majorHAnsi" w:eastAsiaTheme="majorEastAsia" w:hAnsiTheme="majorHAnsi" w:cstheme="majorBidi" w:ascii="Times New Roman" w:hAnsi="Times New Roman" w:eastAsia="Times New Roman"/>
+      <w:rFonts w:ascii="Times New Roman" w:hAnsi="Times New Roman" w:eastAsia="Times New Roman"/>
       <w:color w:val="000000"/>
       <w:spacing w:val="5"/>
       <w:kern w:val="28"/>
@@ -16781,7 +16840,7 @@
     <w:uiPriority w:val="10"/>
     <w:rsid w:val="00FC693F"/>
     <w:rPr>
-      <w:rFonts w:asciiTheme="majorHAnsi" w:eastAsiaTheme="majorEastAsia" w:hAnsiTheme="majorHAnsi" w:cstheme="majorBidi"/>
+      <w:rFonts/>
       <w:color w:val="17365D" w:themeColor="text2" w:themeShade="BF"/>
       <w:spacing w:val="5"/>
       <w:kern w:val="28"/>
@@ -16803,7 +16862,7 @@
       </w:numPr>
     </w:pPr>
     <w:rPr>
-      <w:rFonts w:asciiTheme="majorHAnsi" w:eastAsiaTheme="majorEastAsia" w:hAnsiTheme="majorHAnsi" w:cstheme="majorBidi"/>
+      <w:rFonts/>
       <w:i/>
       <w:iCs/>
       <w:color w:val="4F81BD" w:themeColor="accent1"/>
@@ -16819,7 +16878,7 @@
     <w:uiPriority w:val="11"/>
     <w:rsid w:val="00FC693F"/>
     <w:rPr>
-      <w:rFonts w:asciiTheme="majorHAnsi" w:eastAsiaTheme="majorEastAsia" w:hAnsiTheme="majorHAnsi" w:cstheme="majorBidi"/>
+      <w:rFonts/>
       <w:i/>
       <w:iCs/>
       <w:color w:val="4F81BD" w:themeColor="accent1"/>
@@ -17117,7 +17176,7 @@
     <w:semiHidden/>
     <w:rsid w:val="00FC693F"/>
     <w:rPr>
-      <w:rFonts w:asciiTheme="majorHAnsi" w:eastAsiaTheme="majorEastAsia" w:hAnsiTheme="majorHAnsi" w:cstheme="majorBidi"/>
+      <w:rFonts/>
       <w:b/>
       <w:bCs/>
       <w:i/>
@@ -17133,7 +17192,7 @@
     <w:semiHidden/>
     <w:rsid w:val="00FC693F"/>
     <w:rPr>
-      <w:rFonts w:asciiTheme="majorHAnsi" w:eastAsiaTheme="majorEastAsia" w:hAnsiTheme="majorHAnsi" w:cstheme="majorBidi"/>
+      <w:rFonts/>
       <w:color w:val="243F60" w:themeColor="accent1" w:themeShade="7F"/>
     </w:rPr>
   </w:style>
@@ -17145,7 +17204,7 @@
     <w:semiHidden/>
     <w:rsid w:val="00FC693F"/>
     <w:rPr>
-      <w:rFonts w:asciiTheme="majorHAnsi" w:eastAsiaTheme="majorEastAsia" w:hAnsiTheme="majorHAnsi" w:cstheme="majorBidi"/>
+      <w:rFonts/>
       <w:i/>
       <w:iCs/>
       <w:color w:val="243F60" w:themeColor="accent1" w:themeShade="7F"/>
@@ -17159,7 +17218,7 @@
     <w:semiHidden/>
     <w:rsid w:val="00FC693F"/>
     <w:rPr>
-      <w:rFonts w:asciiTheme="majorHAnsi" w:eastAsiaTheme="majorEastAsia" w:hAnsiTheme="majorHAnsi" w:cstheme="majorBidi"/>
+      <w:rFonts/>
       <w:i/>
       <w:iCs/>
       <w:color w:val="404040" w:themeColor="text1" w:themeTint="BF"/>
@@ -17173,7 +17232,7 @@
     <w:semiHidden/>
     <w:rsid w:val="00FC693F"/>
     <w:rPr>
-      <w:rFonts w:asciiTheme="majorHAnsi" w:eastAsiaTheme="majorEastAsia" w:hAnsiTheme="majorHAnsi" w:cstheme="majorBidi"/>
+      <w:rFonts/>
       <w:color w:val="4F81BD" w:themeColor="accent1"/>
       <w:sz w:val="20"/>
       <w:szCs w:val="20"/>
@@ -17187,7 +17246,7 @@
     <w:semiHidden/>
     <w:rsid w:val="00FC693F"/>
     <w:rPr>
-      <w:rFonts w:asciiTheme="majorHAnsi" w:eastAsiaTheme="majorEastAsia" w:hAnsiTheme="majorHAnsi" w:cstheme="majorBidi"/>
+      <w:rFonts/>
       <w:i/>
       <w:iCs/>
       <w:color w:val="404040" w:themeColor="text1" w:themeTint="BF"/>
@@ -17247,9 +17306,6 @@
     <w:qFormat/>
     <w:rsid w:val="00FC693F"/>
     <w:pPr>
-      <w:pBdr>
-        <w:bottom w:val="single" w:sz="4" w:space="4" w:color="4F81BD" w:themeColor="accent1"/>
-      </w:pBdr>
       <w:spacing w:before="200" w:after="280"/>
       <w:ind w:left="936" w:right="936"/>
     </w:pPr>
@@ -18777,7 +18833,7 @@
         <w:spacing w:before="0" w:after="0" w:line="240" w:lineRule="auto"/>
       </w:pPr>
       <w:rPr>
-        <w:rFonts w:asciiTheme="majorHAnsi" w:eastAsiaTheme="majorEastAsia" w:hAnsiTheme="majorHAnsi" w:cstheme="majorBidi"/>
+        <w:rFonts/>
         <w:b/>
         <w:bCs/>
       </w:rPr>
@@ -18798,7 +18854,7 @@
         <w:spacing w:before="0" w:after="0" w:line="240" w:lineRule="auto"/>
       </w:pPr>
       <w:rPr>
-        <w:rFonts w:asciiTheme="majorHAnsi" w:eastAsiaTheme="majorEastAsia" w:hAnsiTheme="majorHAnsi" w:cstheme="majorBidi"/>
+        <w:rFonts/>
         <w:b/>
         <w:bCs/>
       </w:rPr>
@@ -18816,14 +18872,14 @@
     </w:tblStylePr>
     <w:tblStylePr w:type="firstCol">
       <w:rPr>
-        <w:rFonts w:asciiTheme="majorHAnsi" w:eastAsiaTheme="majorEastAsia" w:hAnsiTheme="majorHAnsi" w:cstheme="majorBidi"/>
+        <w:rFonts/>
         <w:b/>
         <w:bCs/>
       </w:rPr>
     </w:tblStylePr>
     <w:tblStylePr w:type="lastCol">
       <w:rPr>
-        <w:rFonts w:asciiTheme="majorHAnsi" w:eastAsiaTheme="majorEastAsia" w:hAnsiTheme="majorHAnsi" w:cstheme="majorBidi"/>
+        <w:rFonts/>
         <w:b/>
         <w:bCs/>
       </w:rPr>
@@ -18907,7 +18963,7 @@
         <w:spacing w:before="0" w:after="0" w:line="240" w:lineRule="auto"/>
       </w:pPr>
       <w:rPr>
-        <w:rFonts w:asciiTheme="majorHAnsi" w:eastAsiaTheme="majorEastAsia" w:hAnsiTheme="majorHAnsi" w:cstheme="majorBidi"/>
+        <w:rFonts/>
         <w:b/>
         <w:bCs/>
       </w:rPr>
@@ -18928,7 +18984,7 @@
         <w:spacing w:before="0" w:after="0" w:line="240" w:lineRule="auto"/>
       </w:pPr>
       <w:rPr>
-        <w:rFonts w:asciiTheme="majorHAnsi" w:eastAsiaTheme="majorEastAsia" w:hAnsiTheme="majorHAnsi" w:cstheme="majorBidi"/>
+        <w:rFonts/>
         <w:b/>
         <w:bCs/>
       </w:rPr>
@@ -18946,14 +19002,14 @@
     </w:tblStylePr>
     <w:tblStylePr w:type="firstCol">
       <w:rPr>
-        <w:rFonts w:asciiTheme="majorHAnsi" w:eastAsiaTheme="majorEastAsia" w:hAnsiTheme="majorHAnsi" w:cstheme="majorBidi"/>
+        <w:rFonts/>
         <w:b/>
         <w:bCs/>
       </w:rPr>
     </w:tblStylePr>
     <w:tblStylePr w:type="lastCol">
       <w:rPr>
-        <w:rFonts w:asciiTheme="majorHAnsi" w:eastAsiaTheme="majorEastAsia" w:hAnsiTheme="majorHAnsi" w:cstheme="majorBidi"/>
+        <w:rFonts/>
         <w:b/>
         <w:bCs/>
       </w:rPr>
@@ -19037,7 +19093,7 @@
         <w:spacing w:before="0" w:after="0" w:line="240" w:lineRule="auto"/>
       </w:pPr>
       <w:rPr>
-        <w:rFonts w:asciiTheme="majorHAnsi" w:eastAsiaTheme="majorEastAsia" w:hAnsiTheme="majorHAnsi" w:cstheme="majorBidi"/>
+        <w:rFonts/>
         <w:b/>
         <w:bCs/>
       </w:rPr>
@@ -19058,7 +19114,7 @@
         <w:spacing w:before="0" w:after="0" w:line="240" w:lineRule="auto"/>
       </w:pPr>
       <w:rPr>
-        <w:rFonts w:asciiTheme="majorHAnsi" w:eastAsiaTheme="majorEastAsia" w:hAnsiTheme="majorHAnsi" w:cstheme="majorBidi"/>
+        <w:rFonts/>
         <w:b/>
         <w:bCs/>
       </w:rPr>
@@ -19076,14 +19132,14 @@
     </w:tblStylePr>
     <w:tblStylePr w:type="firstCol">
       <w:rPr>
-        <w:rFonts w:asciiTheme="majorHAnsi" w:eastAsiaTheme="majorEastAsia" w:hAnsiTheme="majorHAnsi" w:cstheme="majorBidi"/>
+        <w:rFonts/>
         <w:b/>
         <w:bCs/>
       </w:rPr>
     </w:tblStylePr>
     <w:tblStylePr w:type="lastCol">
       <w:rPr>
-        <w:rFonts w:asciiTheme="majorHAnsi" w:eastAsiaTheme="majorEastAsia" w:hAnsiTheme="majorHAnsi" w:cstheme="majorBidi"/>
+        <w:rFonts/>
         <w:b/>
         <w:bCs/>
       </w:rPr>
@@ -19167,7 +19223,7 @@
         <w:spacing w:before="0" w:after="0" w:line="240" w:lineRule="auto"/>
       </w:pPr>
       <w:rPr>
-        <w:rFonts w:asciiTheme="majorHAnsi" w:eastAsiaTheme="majorEastAsia" w:hAnsiTheme="majorHAnsi" w:cstheme="majorBidi"/>
+        <w:rFonts/>
         <w:b/>
         <w:bCs/>
       </w:rPr>
@@ -19188,7 +19244,7 @@
         <w:spacing w:before="0" w:after="0" w:line="240" w:lineRule="auto"/>
       </w:pPr>
       <w:rPr>
-        <w:rFonts w:asciiTheme="majorHAnsi" w:eastAsiaTheme="majorEastAsia" w:hAnsiTheme="majorHAnsi" w:cstheme="majorBidi"/>
+        <w:rFonts/>
         <w:b/>
         <w:bCs/>
       </w:rPr>
@@ -19206,14 +19262,14 @@
     </w:tblStylePr>
     <w:tblStylePr w:type="firstCol">
       <w:rPr>
-        <w:rFonts w:asciiTheme="majorHAnsi" w:eastAsiaTheme="majorEastAsia" w:hAnsiTheme="majorHAnsi" w:cstheme="majorBidi"/>
+        <w:rFonts/>
         <w:b/>
         <w:bCs/>
       </w:rPr>
     </w:tblStylePr>
     <w:tblStylePr w:type="lastCol">
       <w:rPr>
-        <w:rFonts w:asciiTheme="majorHAnsi" w:eastAsiaTheme="majorEastAsia" w:hAnsiTheme="majorHAnsi" w:cstheme="majorBidi"/>
+        <w:rFonts/>
         <w:b/>
         <w:bCs/>
       </w:rPr>
@@ -19297,7 +19353,7 @@
         <w:spacing w:before="0" w:after="0" w:line="240" w:lineRule="auto"/>
       </w:pPr>
       <w:rPr>
-        <w:rFonts w:asciiTheme="majorHAnsi" w:eastAsiaTheme="majorEastAsia" w:hAnsiTheme="majorHAnsi" w:cstheme="majorBidi"/>
+        <w:rFonts/>
         <w:b/>
         <w:bCs/>
       </w:rPr>
@@ -19318,7 +19374,7 @@
         <w:spacing w:before="0" w:after="0" w:line="240" w:lineRule="auto"/>
       </w:pPr>
       <w:rPr>
-        <w:rFonts w:asciiTheme="majorHAnsi" w:eastAsiaTheme="majorEastAsia" w:hAnsiTheme="majorHAnsi" w:cstheme="majorBidi"/>
+        <w:rFonts/>
         <w:b/>
         <w:bCs/>
       </w:rPr>
@@ -19336,14 +19392,14 @@
     </w:tblStylePr>
     <w:tblStylePr w:type="firstCol">
       <w:rPr>
-        <w:rFonts w:asciiTheme="majorHAnsi" w:eastAsiaTheme="majorEastAsia" w:hAnsiTheme="majorHAnsi" w:cstheme="majorBidi"/>
+        <w:rFonts/>
         <w:b/>
         <w:bCs/>
       </w:rPr>
     </w:tblStylePr>
     <w:tblStylePr w:type="lastCol">
       <w:rPr>
-        <w:rFonts w:asciiTheme="majorHAnsi" w:eastAsiaTheme="majorEastAsia" w:hAnsiTheme="majorHAnsi" w:cstheme="majorBidi"/>
+        <w:rFonts/>
         <w:b/>
         <w:bCs/>
       </w:rPr>
@@ -19427,7 +19483,7 @@
         <w:spacing w:before="0" w:after="0" w:line="240" w:lineRule="auto"/>
       </w:pPr>
       <w:rPr>
-        <w:rFonts w:asciiTheme="majorHAnsi" w:eastAsiaTheme="majorEastAsia" w:hAnsiTheme="majorHAnsi" w:cstheme="majorBidi"/>
+        <w:rFonts/>
         <w:b/>
         <w:bCs/>
       </w:rPr>
@@ -19448,7 +19504,7 @@
         <w:spacing w:before="0" w:after="0" w:line="240" w:lineRule="auto"/>
       </w:pPr>
       <w:rPr>
-        <w:rFonts w:asciiTheme="majorHAnsi" w:eastAsiaTheme="majorEastAsia" w:hAnsiTheme="majorHAnsi" w:cstheme="majorBidi"/>
+        <w:rFonts/>
         <w:b/>
         <w:bCs/>
       </w:rPr>
@@ -19466,14 +19522,14 @@
     </w:tblStylePr>
     <w:tblStylePr w:type="firstCol">
       <w:rPr>
-        <w:rFonts w:asciiTheme="majorHAnsi" w:eastAsiaTheme="majorEastAsia" w:hAnsiTheme="majorHAnsi" w:cstheme="majorBidi"/>
+        <w:rFonts/>
         <w:b/>
         <w:bCs/>
       </w:rPr>
     </w:tblStylePr>
     <w:tblStylePr w:type="lastCol">
       <w:rPr>
-        <w:rFonts w:asciiTheme="majorHAnsi" w:eastAsiaTheme="majorEastAsia" w:hAnsiTheme="majorHAnsi" w:cstheme="majorBidi"/>
+        <w:rFonts/>
         <w:b/>
         <w:bCs/>
       </w:rPr>
@@ -19557,7 +19613,7 @@
         <w:spacing w:before="0" w:after="0" w:line="240" w:lineRule="auto"/>
       </w:pPr>
       <w:rPr>
-        <w:rFonts w:asciiTheme="majorHAnsi" w:eastAsiaTheme="majorEastAsia" w:hAnsiTheme="majorHAnsi" w:cstheme="majorBidi"/>
+        <w:rFonts/>
         <w:b/>
         <w:bCs/>
       </w:rPr>
@@ -19578,7 +19634,7 @@
         <w:spacing w:before="0" w:after="0" w:line="240" w:lineRule="auto"/>
       </w:pPr>
       <w:rPr>
-        <w:rFonts w:asciiTheme="majorHAnsi" w:eastAsiaTheme="majorEastAsia" w:hAnsiTheme="majorHAnsi" w:cstheme="majorBidi"/>
+        <w:rFonts/>
         <w:b/>
         <w:bCs/>
       </w:rPr>
@@ -19596,14 +19652,14 @@
     </w:tblStylePr>
     <w:tblStylePr w:type="firstCol">
       <w:rPr>
-        <w:rFonts w:asciiTheme="majorHAnsi" w:eastAsiaTheme="majorEastAsia" w:hAnsiTheme="majorHAnsi" w:cstheme="majorBidi"/>
+        <w:rFonts/>
         <w:b/>
         <w:bCs/>
       </w:rPr>
     </w:tblStylePr>
     <w:tblStylePr w:type="lastCol">
       <w:rPr>
-        <w:rFonts w:asciiTheme="majorHAnsi" w:eastAsiaTheme="majorEastAsia" w:hAnsiTheme="majorHAnsi" w:cstheme="majorBidi"/>
+        <w:rFonts/>
         <w:b/>
         <w:bCs/>
       </w:rPr>
@@ -21468,7 +21524,7 @@
     </w:tblPr>
     <w:tblStylePr w:type="firstRow">
       <w:rPr>
-        <w:rFonts w:asciiTheme="majorHAnsi" w:eastAsiaTheme="majorEastAsia" w:hAnsiTheme="majorHAnsi" w:cstheme="majorBidi"/>
+        <w:rFonts/>
       </w:rPr>
       <w:tblPr/>
       <w:tcPr>
@@ -21552,7 +21608,7 @@
     </w:tblPr>
     <w:tblStylePr w:type="firstRow">
       <w:rPr>
-        <w:rFonts w:asciiTheme="majorHAnsi" w:eastAsiaTheme="majorEastAsia" w:hAnsiTheme="majorHAnsi" w:cstheme="majorBidi"/>
+        <w:rFonts/>
       </w:rPr>
       <w:tblPr/>
       <w:tcPr>
@@ -21636,7 +21692,7 @@
     </w:tblPr>
     <w:tblStylePr w:type="firstRow">
       <w:rPr>
-        <w:rFonts w:asciiTheme="majorHAnsi" w:eastAsiaTheme="majorEastAsia" w:hAnsiTheme="majorHAnsi" w:cstheme="majorBidi"/>
+        <w:rFonts/>
       </w:rPr>
       <w:tblPr/>
       <w:tcPr>
@@ -21720,7 +21776,7 @@
     </w:tblPr>
     <w:tblStylePr w:type="firstRow">
       <w:rPr>
-        <w:rFonts w:asciiTheme="majorHAnsi" w:eastAsiaTheme="majorEastAsia" w:hAnsiTheme="majorHAnsi" w:cstheme="majorBidi"/>
+        <w:rFonts/>
       </w:rPr>
       <w:tblPr/>
       <w:tcPr>
@@ -21804,7 +21860,7 @@
     </w:tblPr>
     <w:tblStylePr w:type="firstRow">
       <w:rPr>
-        <w:rFonts w:asciiTheme="majorHAnsi" w:eastAsiaTheme="majorEastAsia" w:hAnsiTheme="majorHAnsi" w:cstheme="majorBidi"/>
+        <w:rFonts/>
       </w:rPr>
       <w:tblPr/>
       <w:tcPr>
@@ -21888,7 +21944,7 @@
     </w:tblPr>
     <w:tblStylePr w:type="firstRow">
       <w:rPr>
-        <w:rFonts w:asciiTheme="majorHAnsi" w:eastAsiaTheme="majorEastAsia" w:hAnsiTheme="majorHAnsi" w:cstheme="majorBidi"/>
+        <w:rFonts/>
       </w:rPr>
       <w:tblPr/>
       <w:tcPr>
@@ -21972,7 +22028,7 @@
     </w:tblPr>
     <w:tblStylePr w:type="firstRow">
       <w:rPr>
-        <w:rFonts w:asciiTheme="majorHAnsi" w:eastAsiaTheme="majorEastAsia" w:hAnsiTheme="majorHAnsi" w:cstheme="majorBidi"/>
+        <w:rFonts/>
       </w:rPr>
       <w:tblPr/>
       <w:tcPr>
@@ -22037,7 +22093,7 @@
       <w:spacing w:after="0" w:line="240" w:lineRule="auto"/>
     </w:pPr>
     <w:rPr>
-      <w:rFonts w:asciiTheme="majorHAnsi" w:eastAsiaTheme="majorEastAsia" w:hAnsiTheme="majorHAnsi" w:cstheme="majorBidi"/>
+      <w:rFonts/>
       <w:color w:val="000000" w:themeColor="text1"/>
     </w:rPr>
     <w:tblPr>
@@ -22165,7 +22221,7 @@
       <w:spacing w:after="0" w:line="240" w:lineRule="auto"/>
     </w:pPr>
     <w:rPr>
-      <w:rFonts w:asciiTheme="majorHAnsi" w:eastAsiaTheme="majorEastAsia" w:hAnsiTheme="majorHAnsi" w:cstheme="majorBidi"/>
+      <w:rFonts/>
       <w:color w:val="000000" w:themeColor="text1"/>
     </w:rPr>
     <w:tblPr>
@@ -22293,7 +22349,7 @@
       <w:spacing w:after="0" w:line="240" w:lineRule="auto"/>
     </w:pPr>
     <w:rPr>
-      <w:rFonts w:asciiTheme="majorHAnsi" w:eastAsiaTheme="majorEastAsia" w:hAnsiTheme="majorHAnsi" w:cstheme="majorBidi"/>
+      <w:rFonts/>
       <w:color w:val="000000" w:themeColor="text1"/>
     </w:rPr>
     <w:tblPr>
@@ -22421,7 +22477,7 @@
       <w:spacing w:after="0" w:line="240" w:lineRule="auto"/>
     </w:pPr>
     <w:rPr>
-      <w:rFonts w:asciiTheme="majorHAnsi" w:eastAsiaTheme="majorEastAsia" w:hAnsiTheme="majorHAnsi" w:cstheme="majorBidi"/>
+      <w:rFonts/>
       <w:color w:val="000000" w:themeColor="text1"/>
     </w:rPr>
     <w:tblPr>
@@ -22549,7 +22605,7 @@
       <w:spacing w:after="0" w:line="240" w:lineRule="auto"/>
     </w:pPr>
     <w:rPr>
-      <w:rFonts w:asciiTheme="majorHAnsi" w:eastAsiaTheme="majorEastAsia" w:hAnsiTheme="majorHAnsi" w:cstheme="majorBidi"/>
+      <w:rFonts/>
       <w:color w:val="000000" w:themeColor="text1"/>
     </w:rPr>
     <w:tblPr>
@@ -22677,7 +22733,7 @@
       <w:spacing w:after="0" w:line="240" w:lineRule="auto"/>
     </w:pPr>
     <w:rPr>
-      <w:rFonts w:asciiTheme="majorHAnsi" w:eastAsiaTheme="majorEastAsia" w:hAnsiTheme="majorHAnsi" w:cstheme="majorBidi"/>
+      <w:rFonts/>
       <w:color w:val="000000" w:themeColor="text1"/>
     </w:rPr>
     <w:tblPr>
@@ -22805,7 +22861,7 @@
       <w:spacing w:after="0" w:line="240" w:lineRule="auto"/>
     </w:pPr>
     <w:rPr>
-      <w:rFonts w:asciiTheme="majorHAnsi" w:eastAsiaTheme="majorEastAsia" w:hAnsiTheme="majorHAnsi" w:cstheme="majorBidi"/>
+      <w:rFonts/>
       <w:color w:val="000000" w:themeColor="text1"/>
     </w:rPr>
     <w:tblPr>
@@ -23444,7 +23500,7 @@
       <w:spacing w:after="0" w:line="240" w:lineRule="auto"/>
     </w:pPr>
     <w:rPr>
-      <w:rFonts w:asciiTheme="majorHAnsi" w:eastAsiaTheme="majorEastAsia" w:hAnsiTheme="majorHAnsi" w:cstheme="majorBidi"/>
+      <w:rFonts/>
       <w:color w:val="000000" w:themeColor="text1"/>
     </w:rPr>
     <w:tblPr>
@@ -23569,7 +23625,7 @@
       <w:spacing w:after="0" w:line="240" w:lineRule="auto"/>
     </w:pPr>
     <w:rPr>
-      <w:rFonts w:asciiTheme="majorHAnsi" w:eastAsiaTheme="majorEastAsia" w:hAnsiTheme="majorHAnsi" w:cstheme="majorBidi"/>
+      <w:rFonts/>
       <w:color w:val="000000" w:themeColor="text1"/>
     </w:rPr>
     <w:tblPr>
@@ -23694,7 +23750,7 @@
       <w:spacing w:after="0" w:line="240" w:lineRule="auto"/>
     </w:pPr>
     <w:rPr>
-      <w:rFonts w:asciiTheme="majorHAnsi" w:eastAsiaTheme="majorEastAsia" w:hAnsiTheme="majorHAnsi" w:cstheme="majorBidi"/>
+      <w:rFonts/>
       <w:color w:val="000000" w:themeColor="text1"/>
     </w:rPr>
     <w:tblPr>
@@ -23819,7 +23875,7 @@
       <w:spacing w:after="0" w:line="240" w:lineRule="auto"/>
     </w:pPr>
     <w:rPr>
-      <w:rFonts w:asciiTheme="majorHAnsi" w:eastAsiaTheme="majorEastAsia" w:hAnsiTheme="majorHAnsi" w:cstheme="majorBidi"/>
+      <w:rFonts/>
       <w:color w:val="000000" w:themeColor="text1"/>
     </w:rPr>
     <w:tblPr>
@@ -23944,7 +24000,7 @@
       <w:spacing w:after="0" w:line="240" w:lineRule="auto"/>
     </w:pPr>
     <w:rPr>
-      <w:rFonts w:asciiTheme="majorHAnsi" w:eastAsiaTheme="majorEastAsia" w:hAnsiTheme="majorHAnsi" w:cstheme="majorBidi"/>
+      <w:rFonts/>
       <w:color w:val="000000" w:themeColor="text1"/>
     </w:rPr>
     <w:tblPr>
@@ -24069,7 +24125,7 @@
       <w:spacing w:after="0" w:line="240" w:lineRule="auto"/>
     </w:pPr>
     <w:rPr>
-      <w:rFonts w:asciiTheme="majorHAnsi" w:eastAsiaTheme="majorEastAsia" w:hAnsiTheme="majorHAnsi" w:cstheme="majorBidi"/>
+      <w:rFonts/>
       <w:color w:val="000000" w:themeColor="text1"/>
     </w:rPr>
     <w:tblPr>
@@ -24194,7 +24250,7 @@
       <w:spacing w:after="0" w:line="240" w:lineRule="auto"/>
     </w:pPr>
     <w:rPr>
-      <w:rFonts w:asciiTheme="majorHAnsi" w:eastAsiaTheme="majorEastAsia" w:hAnsiTheme="majorHAnsi" w:cstheme="majorBidi"/>
+      <w:rFonts/>
       <w:color w:val="000000" w:themeColor="text1"/>
     </w:rPr>
     <w:tblPr>

--- a/report/Lab1_MIRACL_final.docx
+++ b/report/Lab1_MIRACL_final.docx
@@ -2841,7 +2841,7 @@
                 <w:b/>
                 <w:sz w:val="19"/>
               </w:rPr>
-              <w:t>Параметры</w:t>
+              <w:t>Размер</w:t>
             </w:r>
           </w:p>
         </w:tc>
@@ -3794,7 +3794,7 @@
                 <w:b/>
                 <w:sz w:val="18"/>
               </w:rPr>
-              <w:t>Режим</w:t>
+              <w:t>Реж.</w:t>
             </w:r>
           </w:p>
         </w:tc>
@@ -3889,7 +3889,7 @@
                 <w:b/>
                 <w:sz w:val="18"/>
               </w:rPr>
-              <w:t>Invalid %</w:t>
+              <w:t>Отказ %</w:t>
             </w:r>
           </w:p>
         </w:tc>
@@ -6349,7 +6349,7 @@
                 <w:b/>
                 <w:sz w:val="19"/>
               </w:rPr>
-              <w:t>Режим</w:t>
+              <w:t>Реж.</w:t>
             </w:r>
           </w:p>
         </w:tc>
@@ -8892,7 +8892,7 @@
                 <w:b/>
                 <w:sz w:val="19"/>
               </w:rPr>
-              <w:t>Режим</w:t>
+              <w:t>Реж.</w:t>
             </w:r>
           </w:p>
         </w:tc>
@@ -14693,7 +14693,7 @@
                 <w:b w:val="0"/>
                 <w:sz w:val="19"/>
               </w:rPr>
-              <w:t>0,00</w:t>
+              <w:t>0,0018</w:t>
             </w:r>
           </w:p>
         </w:tc>
@@ -14831,7 +14831,7 @@
                 <w:b w:val="0"/>
                 <w:sz w:val="19"/>
               </w:rPr>
-              <w:t>0,00</w:t>
+              <w:t>0,0042</w:t>
             </w:r>
           </w:p>
         </w:tc>
@@ -14962,7 +14962,7 @@
                 <w:b w:val="0"/>
                 <w:sz w:val="19"/>
               </w:rPr>
-              <w:t>1,77</w:t>
+              <w:t>1,7716</w:t>
             </w:r>
           </w:p>
         </w:tc>
@@ -15030,12 +15030,7 @@
     </w:p>
     <w:p>
       <w:r>
-        <w:t>Пример траектории dev:6729: Что означает слово масора? Поисковые запросы: Что означает слово масора?. Завершение: model_stop.</w:t>
-      </w:r>
-    </w:p>
-    <w:p>
-      <w:r>
-        <w:t>Пример траектории dev:1962: Где находится река Ахангаран? Поисковые запросы: Где находится река Ахангаран?. Завершение: model_stop.</w:t>
+        <w:t>Пример многошаговой траектории dev:3867: Что вызывает боле́знь Паркинсо́на? Поисковые запросы: Что вызывает боле́знь Паркинсо́на? → причины болезни Паркинсона → причины развития болезни Паркинсона. Завершение: budget_exhausted.</w:t>
       </w:r>
     </w:p>
     <w:p>

--- a/report/Lab1_MIRACL_final.docx
+++ b/report/Lab1_MIRACL_final.docx
@@ -3762,7 +3762,7 @@
         </w:trPr>
         <w:tc>
           <w:tcPr>
-            <w:tcW w:type="dxa" w:w="1814"/>
+            <w:tcW w:type="dxa" w:w="1701"/>
             <w:shd w:fill="EDEDED"/>
           </w:tcPr>
           <w:p>
@@ -3781,7 +3781,7 @@
         </w:tc>
         <w:tc>
           <w:tcPr>
-            <w:tcW w:type="dxa" w:w="567"/>
+            <w:tcW w:type="dxa" w:w="794"/>
             <w:shd w:fill="EDEDED"/>
           </w:tcPr>
           <w:p>
@@ -3800,7 +3800,7 @@
         </w:tc>
         <w:tc>
           <w:tcPr>
-            <w:tcW w:type="dxa" w:w="2721"/>
+            <w:tcW w:type="dxa" w:w="2381"/>
             <w:shd w:fill="EDEDED"/>
           </w:tcPr>
           <w:p>
@@ -3876,7 +3876,7 @@
         </w:tc>
         <w:tc>
           <w:tcPr>
-            <w:tcW w:type="dxa" w:w="680"/>
+            <w:tcW w:type="dxa" w:w="907"/>
             <w:shd w:fill="EDEDED"/>
           </w:tcPr>
           <w:p>
@@ -3900,7 +3900,7 @@
         </w:trPr>
         <w:tc>
           <w:tcPr>
-            <w:tcW w:type="dxa" w:w="1814"/>
+            <w:tcW w:type="dxa" w:w="1701"/>
           </w:tcPr>
           <w:p>
             <w:pPr>
@@ -3918,7 +3918,7 @@
         </w:tc>
         <w:tc>
           <w:tcPr>
-            <w:tcW w:type="dxa" w:w="567"/>
+            <w:tcW w:type="dxa" w:w="794"/>
           </w:tcPr>
           <w:p>
             <w:pPr>
@@ -3936,7 +3936,7 @@
         </w:tc>
         <w:tc>
           <w:tcPr>
-            <w:tcW w:type="dxa" w:w="2721"/>
+            <w:tcW w:type="dxa" w:w="2381"/>
           </w:tcPr>
           <w:p>
             <w:pPr>
@@ -4008,7 +4008,7 @@
         </w:tc>
         <w:tc>
           <w:tcPr>
-            <w:tcW w:type="dxa" w:w="680"/>
+            <w:tcW w:type="dxa" w:w="907"/>
           </w:tcPr>
           <w:p>
             <w:pPr>
@@ -4031,7 +4031,7 @@
         </w:trPr>
         <w:tc>
           <w:tcPr>
-            <w:tcW w:type="dxa" w:w="1814"/>
+            <w:tcW w:type="dxa" w:w="1701"/>
           </w:tcPr>
           <w:p>
             <w:pPr>
@@ -4049,7 +4049,7 @@
         </w:tc>
         <w:tc>
           <w:tcPr>
-            <w:tcW w:type="dxa" w:w="567"/>
+            <w:tcW w:type="dxa" w:w="794"/>
           </w:tcPr>
           <w:p>
             <w:pPr>
@@ -4067,7 +4067,7 @@
         </w:tc>
         <w:tc>
           <w:tcPr>
-            <w:tcW w:type="dxa" w:w="2721"/>
+            <w:tcW w:type="dxa" w:w="2381"/>
           </w:tcPr>
           <w:p>
             <w:pPr>
@@ -4139,7 +4139,7 @@
         </w:tc>
         <w:tc>
           <w:tcPr>
-            <w:tcW w:type="dxa" w:w="680"/>
+            <w:tcW w:type="dxa" w:w="907"/>
           </w:tcPr>
           <w:p>
             <w:pPr>
@@ -4162,7 +4162,7 @@
         </w:trPr>
         <w:tc>
           <w:tcPr>
-            <w:tcW w:type="dxa" w:w="1814"/>
+            <w:tcW w:type="dxa" w:w="1701"/>
           </w:tcPr>
           <w:p>
             <w:pPr>
@@ -4180,7 +4180,7 @@
         </w:tc>
         <w:tc>
           <w:tcPr>
-            <w:tcW w:type="dxa" w:w="567"/>
+            <w:tcW w:type="dxa" w:w="794"/>
           </w:tcPr>
           <w:p>
             <w:pPr>
@@ -4198,7 +4198,7 @@
         </w:tc>
         <w:tc>
           <w:tcPr>
-            <w:tcW w:type="dxa" w:w="2721"/>
+            <w:tcW w:type="dxa" w:w="2381"/>
           </w:tcPr>
           <w:p>
             <w:pPr>
@@ -4270,7 +4270,7 @@
         </w:tc>
         <w:tc>
           <w:tcPr>
-            <w:tcW w:type="dxa" w:w="680"/>
+            <w:tcW w:type="dxa" w:w="907"/>
           </w:tcPr>
           <w:p>
             <w:pPr>
@@ -4293,7 +4293,7 @@
         </w:trPr>
         <w:tc>
           <w:tcPr>
-            <w:tcW w:type="dxa" w:w="1814"/>
+            <w:tcW w:type="dxa" w:w="1701"/>
           </w:tcPr>
           <w:p>
             <w:pPr>
@@ -4311,7 +4311,7 @@
         </w:tc>
         <w:tc>
           <w:tcPr>
-            <w:tcW w:type="dxa" w:w="567"/>
+            <w:tcW w:type="dxa" w:w="794"/>
           </w:tcPr>
           <w:p>
             <w:pPr>
@@ -4329,7 +4329,7 @@
         </w:tc>
         <w:tc>
           <w:tcPr>
-            <w:tcW w:type="dxa" w:w="2721"/>
+            <w:tcW w:type="dxa" w:w="2381"/>
           </w:tcPr>
           <w:p>
             <w:pPr>
@@ -4401,7 +4401,7 @@
         </w:tc>
         <w:tc>
           <w:tcPr>
-            <w:tcW w:type="dxa" w:w="680"/>
+            <w:tcW w:type="dxa" w:w="907"/>
           </w:tcPr>
           <w:p>
             <w:pPr>
@@ -4424,7 +4424,7 @@
         </w:trPr>
         <w:tc>
           <w:tcPr>
-            <w:tcW w:type="dxa" w:w="1814"/>
+            <w:tcW w:type="dxa" w:w="1701"/>
           </w:tcPr>
           <w:p>
             <w:pPr>
@@ -4442,7 +4442,7 @@
         </w:tc>
         <w:tc>
           <w:tcPr>
-            <w:tcW w:type="dxa" w:w="567"/>
+            <w:tcW w:type="dxa" w:w="794"/>
           </w:tcPr>
           <w:p>
             <w:pPr>
@@ -4460,7 +4460,7 @@
         </w:tc>
         <w:tc>
           <w:tcPr>
-            <w:tcW w:type="dxa" w:w="2721"/>
+            <w:tcW w:type="dxa" w:w="2381"/>
           </w:tcPr>
           <w:p>
             <w:pPr>
@@ -4532,7 +4532,7 @@
         </w:tc>
         <w:tc>
           <w:tcPr>
-            <w:tcW w:type="dxa" w:w="680"/>
+            <w:tcW w:type="dxa" w:w="907"/>
           </w:tcPr>
           <w:p>
             <w:pPr>
@@ -4555,7 +4555,7 @@
         </w:trPr>
         <w:tc>
           <w:tcPr>
-            <w:tcW w:type="dxa" w:w="1814"/>
+            <w:tcW w:type="dxa" w:w="1701"/>
           </w:tcPr>
           <w:p>
             <w:pPr>
@@ -4573,7 +4573,7 @@
         </w:tc>
         <w:tc>
           <w:tcPr>
-            <w:tcW w:type="dxa" w:w="567"/>
+            <w:tcW w:type="dxa" w:w="794"/>
           </w:tcPr>
           <w:p>
             <w:pPr>
@@ -4591,7 +4591,7 @@
         </w:tc>
         <w:tc>
           <w:tcPr>
-            <w:tcW w:type="dxa" w:w="2721"/>
+            <w:tcW w:type="dxa" w:w="2381"/>
           </w:tcPr>
           <w:p>
             <w:pPr>
@@ -4663,7 +4663,7 @@
         </w:tc>
         <w:tc>
           <w:tcPr>
-            <w:tcW w:type="dxa" w:w="680"/>
+            <w:tcW w:type="dxa" w:w="907"/>
           </w:tcPr>
           <w:p>
             <w:pPr>
@@ -4686,7 +4686,7 @@
         </w:trPr>
         <w:tc>
           <w:tcPr>
-            <w:tcW w:type="dxa" w:w="1814"/>
+            <w:tcW w:type="dxa" w:w="1701"/>
           </w:tcPr>
           <w:p>
             <w:pPr>
@@ -4704,7 +4704,7 @@
         </w:tc>
         <w:tc>
           <w:tcPr>
-            <w:tcW w:type="dxa" w:w="567"/>
+            <w:tcW w:type="dxa" w:w="794"/>
           </w:tcPr>
           <w:p>
             <w:pPr>
@@ -4722,7 +4722,7 @@
         </w:tc>
         <w:tc>
           <w:tcPr>
-            <w:tcW w:type="dxa" w:w="2721"/>
+            <w:tcW w:type="dxa" w:w="2381"/>
           </w:tcPr>
           <w:p>
             <w:pPr>
@@ -4794,7 +4794,7 @@
         </w:tc>
         <w:tc>
           <w:tcPr>
-            <w:tcW w:type="dxa" w:w="680"/>
+            <w:tcW w:type="dxa" w:w="907"/>
           </w:tcPr>
           <w:p>
             <w:pPr>
@@ -4817,7 +4817,7 @@
         </w:trPr>
         <w:tc>
           <w:tcPr>
-            <w:tcW w:type="dxa" w:w="1814"/>
+            <w:tcW w:type="dxa" w:w="1701"/>
           </w:tcPr>
           <w:p>
             <w:pPr>
@@ -4835,7 +4835,7 @@
         </w:tc>
         <w:tc>
           <w:tcPr>
-            <w:tcW w:type="dxa" w:w="567"/>
+            <w:tcW w:type="dxa" w:w="794"/>
           </w:tcPr>
           <w:p>
             <w:pPr>
@@ -4853,7 +4853,7 @@
         </w:tc>
         <w:tc>
           <w:tcPr>
-            <w:tcW w:type="dxa" w:w="2721"/>
+            <w:tcW w:type="dxa" w:w="2381"/>
           </w:tcPr>
           <w:p>
             <w:pPr>
@@ -4925,7 +4925,7 @@
         </w:tc>
         <w:tc>
           <w:tcPr>
-            <w:tcW w:type="dxa" w:w="680"/>
+            <w:tcW w:type="dxa" w:w="907"/>
           </w:tcPr>
           <w:p>
             <w:pPr>
@@ -4948,7 +4948,7 @@
         </w:trPr>
         <w:tc>
           <w:tcPr>
-            <w:tcW w:type="dxa" w:w="1814"/>
+            <w:tcW w:type="dxa" w:w="1701"/>
           </w:tcPr>
           <w:p>
             <w:pPr>
@@ -4966,7 +4966,7 @@
         </w:tc>
         <w:tc>
           <w:tcPr>
-            <w:tcW w:type="dxa" w:w="567"/>
+            <w:tcW w:type="dxa" w:w="794"/>
           </w:tcPr>
           <w:p>
             <w:pPr>
@@ -4984,7 +4984,7 @@
         </w:tc>
         <w:tc>
           <w:tcPr>
-            <w:tcW w:type="dxa" w:w="2721"/>
+            <w:tcW w:type="dxa" w:w="2381"/>
           </w:tcPr>
           <w:p>
             <w:pPr>
@@ -5056,7 +5056,7 @@
         </w:tc>
         <w:tc>
           <w:tcPr>
-            <w:tcW w:type="dxa" w:w="680"/>
+            <w:tcW w:type="dxa" w:w="907"/>
           </w:tcPr>
           <w:p>
             <w:pPr>
@@ -5079,7 +5079,7 @@
         </w:trPr>
         <w:tc>
           <w:tcPr>
-            <w:tcW w:type="dxa" w:w="1814"/>
+            <w:tcW w:type="dxa" w:w="1701"/>
           </w:tcPr>
           <w:p>
             <w:pPr>
@@ -5097,7 +5097,7 @@
         </w:tc>
         <w:tc>
           <w:tcPr>
-            <w:tcW w:type="dxa" w:w="567"/>
+            <w:tcW w:type="dxa" w:w="794"/>
           </w:tcPr>
           <w:p>
             <w:pPr>
@@ -5115,7 +5115,7 @@
         </w:tc>
         <w:tc>
           <w:tcPr>
-            <w:tcW w:type="dxa" w:w="2721"/>
+            <w:tcW w:type="dxa" w:w="2381"/>
           </w:tcPr>
           <w:p>
             <w:pPr>
@@ -5187,7 +5187,7 @@
         </w:tc>
         <w:tc>
           <w:tcPr>
-            <w:tcW w:type="dxa" w:w="680"/>
+            <w:tcW w:type="dxa" w:w="907"/>
           </w:tcPr>
           <w:p>
             <w:pPr>
@@ -5210,7 +5210,7 @@
         </w:trPr>
         <w:tc>
           <w:tcPr>
-            <w:tcW w:type="dxa" w:w="1814"/>
+            <w:tcW w:type="dxa" w:w="1701"/>
           </w:tcPr>
           <w:p>
             <w:pPr>
@@ -5228,7 +5228,7 @@
         </w:tc>
         <w:tc>
           <w:tcPr>
-            <w:tcW w:type="dxa" w:w="567"/>
+            <w:tcW w:type="dxa" w:w="794"/>
           </w:tcPr>
           <w:p>
             <w:pPr>
@@ -5246,7 +5246,7 @@
         </w:tc>
         <w:tc>
           <w:tcPr>
-            <w:tcW w:type="dxa" w:w="2721"/>
+            <w:tcW w:type="dxa" w:w="2381"/>
           </w:tcPr>
           <w:p>
             <w:pPr>
@@ -5318,7 +5318,7 @@
         </w:tc>
         <w:tc>
           <w:tcPr>
-            <w:tcW w:type="dxa" w:w="680"/>
+            <w:tcW w:type="dxa" w:w="907"/>
           </w:tcPr>
           <w:p>
             <w:pPr>
@@ -5341,7 +5341,7 @@
         </w:trPr>
         <w:tc>
           <w:tcPr>
-            <w:tcW w:type="dxa" w:w="1814"/>
+            <w:tcW w:type="dxa" w:w="1701"/>
           </w:tcPr>
           <w:p>
             <w:pPr>
@@ -5359,7 +5359,7 @@
         </w:tc>
         <w:tc>
           <w:tcPr>
-            <w:tcW w:type="dxa" w:w="567"/>
+            <w:tcW w:type="dxa" w:w="794"/>
           </w:tcPr>
           <w:p>
             <w:pPr>
@@ -5377,7 +5377,7 @@
         </w:tc>
         <w:tc>
           <w:tcPr>
-            <w:tcW w:type="dxa" w:w="2721"/>
+            <w:tcW w:type="dxa" w:w="2381"/>
           </w:tcPr>
           <w:p>
             <w:pPr>
@@ -5449,7 +5449,7 @@
         </w:tc>
         <w:tc>
           <w:tcPr>
-            <w:tcW w:type="dxa" w:w="680"/>
+            <w:tcW w:type="dxa" w:w="907"/>
           </w:tcPr>
           <w:p>
             <w:pPr>
@@ -5472,7 +5472,7 @@
         </w:trPr>
         <w:tc>
           <w:tcPr>
-            <w:tcW w:type="dxa" w:w="1814"/>
+            <w:tcW w:type="dxa" w:w="1701"/>
           </w:tcPr>
           <w:p>
             <w:pPr>
@@ -5490,7 +5490,7 @@
         </w:tc>
         <w:tc>
           <w:tcPr>
-            <w:tcW w:type="dxa" w:w="567"/>
+            <w:tcW w:type="dxa" w:w="794"/>
           </w:tcPr>
           <w:p>
             <w:pPr>
@@ -5508,7 +5508,7 @@
         </w:tc>
         <w:tc>
           <w:tcPr>
-            <w:tcW w:type="dxa" w:w="2721"/>
+            <w:tcW w:type="dxa" w:w="2381"/>
           </w:tcPr>
           <w:p>
             <w:pPr>
@@ -5580,7 +5580,7 @@
         </w:tc>
         <w:tc>
           <w:tcPr>
-            <w:tcW w:type="dxa" w:w="680"/>
+            <w:tcW w:type="dxa" w:w="907"/>
           </w:tcPr>
           <w:p>
             <w:pPr>
@@ -5603,7 +5603,7 @@
         </w:trPr>
         <w:tc>
           <w:tcPr>
-            <w:tcW w:type="dxa" w:w="1814"/>
+            <w:tcW w:type="dxa" w:w="1701"/>
           </w:tcPr>
           <w:p>
             <w:pPr>
@@ -5621,7 +5621,7 @@
         </w:tc>
         <w:tc>
           <w:tcPr>
-            <w:tcW w:type="dxa" w:w="567"/>
+            <w:tcW w:type="dxa" w:w="794"/>
           </w:tcPr>
           <w:p>
             <w:pPr>
@@ -5639,7 +5639,7 @@
         </w:tc>
         <w:tc>
           <w:tcPr>
-            <w:tcW w:type="dxa" w:w="2721"/>
+            <w:tcW w:type="dxa" w:w="2381"/>
           </w:tcPr>
           <w:p>
             <w:pPr>
@@ -5711,7 +5711,7 @@
         </w:tc>
         <w:tc>
           <w:tcPr>
-            <w:tcW w:type="dxa" w:w="680"/>
+            <w:tcW w:type="dxa" w:w="907"/>
           </w:tcPr>
           <w:p>
             <w:pPr>
@@ -5734,7 +5734,7 @@
         </w:trPr>
         <w:tc>
           <w:tcPr>
-            <w:tcW w:type="dxa" w:w="1814"/>
+            <w:tcW w:type="dxa" w:w="1701"/>
           </w:tcPr>
           <w:p>
             <w:pPr>
@@ -5752,7 +5752,7 @@
         </w:tc>
         <w:tc>
           <w:tcPr>
-            <w:tcW w:type="dxa" w:w="567"/>
+            <w:tcW w:type="dxa" w:w="794"/>
           </w:tcPr>
           <w:p>
             <w:pPr>
@@ -5770,7 +5770,7 @@
         </w:tc>
         <w:tc>
           <w:tcPr>
-            <w:tcW w:type="dxa" w:w="2721"/>
+            <w:tcW w:type="dxa" w:w="2381"/>
           </w:tcPr>
           <w:p>
             <w:pPr>
@@ -5842,7 +5842,7 @@
         </w:tc>
         <w:tc>
           <w:tcPr>
-            <w:tcW w:type="dxa" w:w="680"/>
+            <w:tcW w:type="dxa" w:w="907"/>
           </w:tcPr>
           <w:p>
             <w:pPr>
@@ -5865,7 +5865,7 @@
         </w:trPr>
         <w:tc>
           <w:tcPr>
-            <w:tcW w:type="dxa" w:w="1814"/>
+            <w:tcW w:type="dxa" w:w="1701"/>
           </w:tcPr>
           <w:p>
             <w:pPr>
@@ -5883,7 +5883,7 @@
         </w:tc>
         <w:tc>
           <w:tcPr>
-            <w:tcW w:type="dxa" w:w="567"/>
+            <w:tcW w:type="dxa" w:w="794"/>
           </w:tcPr>
           <w:p>
             <w:pPr>
@@ -5901,7 +5901,7 @@
         </w:tc>
         <w:tc>
           <w:tcPr>
-            <w:tcW w:type="dxa" w:w="2721"/>
+            <w:tcW w:type="dxa" w:w="2381"/>
           </w:tcPr>
           <w:p>
             <w:pPr>
@@ -5973,7 +5973,7 @@
         </w:tc>
         <w:tc>
           <w:tcPr>
-            <w:tcW w:type="dxa" w:w="680"/>
+            <w:tcW w:type="dxa" w:w="907"/>
           </w:tcPr>
           <w:p>
             <w:pPr>

--- a/report/Lab1_MIRACL_final.docx
+++ b/report/Lab1_MIRACL_final.docx
@@ -15949,7 +15949,7 @@
     </w:p>
     <w:p>
       <w:r>
-        <w:t>Локальный репозиторий студента: D:\Projects\University_Current\lab1-llm-miracl. Копия проекта со скриптами, конфигурациями, данными и результатами прилагается к отчёту. Публичная ссылка не выдумывается: удалённый репозиторий не был настроен.</w:t>
+        <w:t>Репозиторий проекта: https://github.com/NikitaGavrilenko/lab1-llm-miracl. Код, конфигурации, данные и фактические результаты доступны в репозитории. Полная копия проекта также приложена к отчёту.</w:t>
       </w:r>
     </w:p>
     <w:p>
